--- a/docs/AI_Final_Report_Group1.docx
+++ b/docs/AI_Final_Report_Group1.docx
@@ -5,24 +5,33 @@
     <w:p>
       <w:pPr>
         <w:pStyle w:val="Title"/>
-        <w:rPr>
-          <w:lang w:val="en-GB"/>
-        </w:rPr>
-      </w:pPr>
-      <w:r>
-        <w:rPr>
+        <w:jc w:val="center"/>
+        <w:rPr>
+          <w:sz w:val="36"/>
+          <w:szCs w:val="36"/>
+          <w:lang w:val="en-GB"/>
+        </w:rPr>
+      </w:pPr>
+      <w:r>
+        <w:rPr>
+          <w:sz w:val="36"/>
+          <w:szCs w:val="36"/>
           <w:lang w:val="en-GB"/>
         </w:rPr>
         <w:t>Hotel Booking Cancellation Prediction</w:t>
       </w:r>
       <w:r>
         <w:rPr>
+          <w:sz w:val="36"/>
+          <w:szCs w:val="36"/>
           <w:lang w:val="en-GB"/>
         </w:rPr>
         <w:t xml:space="preserve"> </w:t>
       </w:r>
       <w:r>
         <w:rPr>
+          <w:sz w:val="36"/>
+          <w:szCs w:val="36"/>
           <w:lang w:val="en-GB"/>
         </w:rPr>
         <w:t>&amp; Overbooking Decision Support</w:t>
@@ -30,7 +39,7 @@
     </w:p>
     <w:p>
       <w:pPr>
-        <w:spacing w:before="40" w:after="200"/>
+        <w:spacing w:before="120" w:after="200"/>
         <w:rPr>
           <w:sz w:val="18"/>
           <w:szCs w:val="18"/>
@@ -618,6 +627,7 @@
         <w:rPr>
           <w:lang w:val="en-GB"/>
         </w:rPr>
+        <w:lastRenderedPageBreak/>
         <w:t>Feature Engineering &amp; Selection</w:t>
       </w:r>
     </w:p>
@@ -637,16 +647,7 @@
           <w:szCs w:val="20"/>
           <w:lang w:val="en-GB"/>
         </w:rPr>
-        <w:t xml:space="preserve">Categorical variables were encoded using ordinal encoding where order matters (room type, month) and one-hot encoding for nominal variables. Rare countries were grouped into "Other" to reduce sparsity, yielding 78 candidate </w:t>
-      </w:r>
-      <w:r>
-        <w:rPr>
-          <w:sz w:val="20"/>
-          <w:szCs w:val="20"/>
-          <w:lang w:val="en-GB"/>
-        </w:rPr>
-        <w:lastRenderedPageBreak/>
-        <w:t xml:space="preserve">features. A Random Forest was then used to rank features by Gini importance, and a 95% cumulative importance threshold was applied, reducing the final set to 36 features. </w:t>
+        <w:t xml:space="preserve">Categorical variables were encoded using ordinal encoding where order matters (room type, month) and one-hot encoding for nominal variables. Rare countries were grouped into "Other" to reduce sparsity, yielding 78 candidate features. A Random Forest was then used to rank features by Gini importance, and a 95% cumulative importance threshold was applied, reducing the final set to 36 features. </w:t>
       </w:r>
       <w:r>
         <w:rPr>
@@ -698,32 +699,24 @@
           <w:szCs w:val="20"/>
           <w:lang w:val="en-GB"/>
         </w:rPr>
-        <w:t xml:space="preserve"> was manually force-included to preserve hotel-type information regardless of rank.</w:t>
-      </w:r>
-      <w:r>
-        <w:rPr>
-          <w:sz w:val="20"/>
-          <w:szCs w:val="20"/>
+        <w:t xml:space="preserve"> was manually force-included to preserve hotel-type information regardless of rank. </w:t>
+      </w:r>
+      <w:r>
+        <w:rPr>
+          <w:sz w:val="20"/>
+          <w:szCs w:val="20"/>
+          <w:lang w:val="en-GB"/>
+        </w:rPr>
+        <w:t>This</w:t>
+      </w:r>
+      <w:r>
+        <w:rPr>
           <w:lang w:val="en-GB"/>
         </w:rPr>
         <w:t xml:space="preserve"> </w:t>
       </w:r>
       <w:r>
         <w:rPr>
-          <w:sz w:val="20"/>
-          <w:szCs w:val="20"/>
-          <w:lang w:val="en-GB"/>
-        </w:rPr>
-        <w:t>This</w:t>
-      </w:r>
-      <w:r>
-        <w:rPr>
-          <w:lang w:val="en-GB"/>
-        </w:rPr>
-        <w:t xml:space="preserve"> </w:t>
-      </w:r>
-      <w:r>
-        <w:rPr>
           <w:lang w:val="en-GB"/>
         </w:rPr>
         <w:t>f</w:t>
@@ -734,15 +727,7 @@
           <w:szCs w:val="20"/>
           <w:lang w:val="en-GB"/>
         </w:rPr>
-        <w:t>eature selection</w:t>
-      </w:r>
-      <w:r>
-        <w:rPr>
-          <w:sz w:val="20"/>
-          <w:szCs w:val="20"/>
-          <w:lang w:val="en-GB"/>
-        </w:rPr>
-        <w:t xml:space="preserve"> approach</w:t>
+        <w:t>eature selection approach</w:t>
       </w:r>
       <w:r>
         <w:rPr>
@@ -3144,6 +3129,7 @@
           <w:noProof/>
           <w:lang w:val="en-GB"/>
         </w:rPr>
+        <w:lastRenderedPageBreak/>
         <w:t xml:space="preserve"> </w:t>
       </w:r>
       <w:r>
@@ -3220,7 +3206,6 @@
           <w:szCs w:val="20"/>
           <w:lang w:val="en-GB"/>
         </w:rPr>
-        <w:lastRenderedPageBreak/>
         <w:t>Other ensemble methods (</w:t>
       </w:r>
       <w:proofErr w:type="spellStart"/>
@@ -3974,25 +3959,7 @@
             <w:szCs w:val="20"/>
             <w:lang w:val="en-GB"/>
           </w:rPr>
-          <w:t>https://jadzoghaib-hotel</w:t>
-        </w:r>
-        <w:r>
-          <w:rPr>
-            <w:rStyle w:val="Hyperlink"/>
-            <w:sz w:val="20"/>
-            <w:szCs w:val="20"/>
-            <w:lang w:val="en-GB"/>
-          </w:rPr>
-          <w:t>-</w:t>
-        </w:r>
-        <w:r>
-          <w:rPr>
-            <w:rStyle w:val="Hyperlink"/>
-            <w:sz w:val="20"/>
-            <w:szCs w:val="20"/>
-            <w:lang w:val="en-GB"/>
-          </w:rPr>
-          <w:t>booking-ai2-app-my01c0.streamlit.app/</w:t>
+          <w:t>https://jadzoghaib-hotel-booking-ai2-app-my01c0.streamlit.app/</w:t>
         </w:r>
       </w:hyperlink>
     </w:p>
@@ -4343,7 +4310,16 @@
           <w:szCs w:val="20"/>
           <w:lang w:val="en-GB"/>
         </w:rPr>
-        <w:t xml:space="preserve"> and it did not work out. The dataset lacked critical features, and our attempts to enrich it through external APIs (weather data, storm reports) created more problems than they solved. Coverage was patchy, timestamps were unreliable, and the wide historical timeframe made everything harder to reconcile. We spent a lot of time on data wrangling that never translated into usable model performance.</w:t>
+        <w:t xml:space="preserve"> and it did not work out. The dataset lacked critical features, and our attempts to enrich it through external APIs (weather data, storm reports) created more problems than they solved. Coverage was patchy, timestamps were </w:t>
+      </w:r>
+      <w:r>
+        <w:rPr>
+          <w:sz w:val="20"/>
+          <w:szCs w:val="20"/>
+          <w:lang w:val="en-GB"/>
+        </w:rPr>
+        <w:lastRenderedPageBreak/>
+        <w:t>unreliable, and the wide historical timeframe made everything harder to reconcile. We spent a lot of time on data wrangling that never translated into usable model performance.</w:t>
       </w:r>
     </w:p>
     <w:p>
@@ -4371,15 +4347,7 @@
           <w:szCs w:val="20"/>
           <w:lang w:val="en-GB"/>
         </w:rPr>
-        <w:t xml:space="preserve">actually </w:t>
-      </w:r>
-      <w:r>
-        <w:rPr>
-          <w:sz w:val="20"/>
-          <w:szCs w:val="20"/>
-          <w:lang w:val="en-GB"/>
-        </w:rPr>
-        <w:t>provide</w:t>
+        <w:t>actually provide</w:t>
       </w:r>
       <w:proofErr w:type="gramEnd"/>
       <w:r>
@@ -4388,15 +4356,7 @@
           <w:szCs w:val="20"/>
           <w:lang w:val="en-GB"/>
         </w:rPr>
-        <w:t xml:space="preserve"> actionable insights</w:t>
-      </w:r>
-      <w:r>
-        <w:rPr>
-          <w:sz w:val="20"/>
-          <w:szCs w:val="20"/>
-          <w:lang w:val="en-GB"/>
-        </w:rPr>
-        <w:t>. We chose the latter.</w:t>
+        <w:t xml:space="preserve"> actionable insights. We chose the latter.</w:t>
       </w:r>
     </w:p>
     <w:p>
@@ -5810,6 +5770,7 @@
   <w:style w:type="character" w:default="1" w:styleId="DefaultParagraphFont">
     <w:name w:val="Default Paragraph Font"/>
     <w:uiPriority w:val="1"/>
+    <w:semiHidden/>
     <w:unhideWhenUsed/>
   </w:style>
   <w:style w:type="table" w:default="1" w:styleId="TableNormal">

--- a/docs/AI_Final_Report_Group1.docx
+++ b/docs/AI_Final_Report_Group1.docx
@@ -179,7 +179,6 @@
         </w:rPr>
         <w:t xml:space="preserve"> </w:t>
       </w:r>
-      <w:proofErr w:type="spellStart"/>
       <w:r>
         <w:rPr>
           <w:b/>
@@ -188,9 +187,24 @@
           <w:szCs w:val="20"/>
           <w:lang w:val="en-GB"/>
         </w:rPr>
-        <w:t>is_canceled</w:t>
-      </w:r>
-      <w:proofErr w:type="spellEnd"/>
+        <w:t>is_canceled = 1</w:t>
+      </w:r>
+      <w:r>
+        <w:rPr>
+          <w:sz w:val="20"/>
+          <w:szCs w:val="20"/>
+          <w:lang w:val="en-GB"/>
+        </w:rPr>
+        <w:t xml:space="preserve"> - if the booking is cancelled</w:t>
+      </w:r>
+      <w:r>
+        <w:rPr>
+          <w:sz w:val="20"/>
+          <w:szCs w:val="20"/>
+          <w:lang w:val="en-GB"/>
+        </w:rPr>
+        <w:t xml:space="preserve"> / </w:t>
+      </w:r>
       <w:r>
         <w:rPr>
           <w:b/>
@@ -199,25 +213,8 @@
           <w:szCs w:val="20"/>
           <w:lang w:val="en-GB"/>
         </w:rPr>
-        <w:t xml:space="preserve"> = 1</w:t>
-      </w:r>
-      <w:r>
-        <w:rPr>
-          <w:sz w:val="20"/>
-          <w:szCs w:val="20"/>
-          <w:lang w:val="en-GB"/>
-        </w:rPr>
-        <w:t xml:space="preserve"> - if the booking is cancelled</w:t>
-      </w:r>
-      <w:r>
-        <w:rPr>
-          <w:sz w:val="20"/>
-          <w:szCs w:val="20"/>
-          <w:lang w:val="en-GB"/>
-        </w:rPr>
-        <w:t xml:space="preserve"> / </w:t>
-      </w:r>
-      <w:proofErr w:type="spellStart"/>
+        <w:t>is</w:t>
+      </w:r>
       <w:r>
         <w:rPr>
           <w:b/>
@@ -226,28 +223,7 @@
           <w:szCs w:val="20"/>
           <w:lang w:val="en-GB"/>
         </w:rPr>
-        <w:t>is</w:t>
-      </w:r>
-      <w:r>
-        <w:rPr>
-          <w:b/>
-          <w:bCs/>
-          <w:sz w:val="20"/>
-          <w:szCs w:val="20"/>
-          <w:lang w:val="en-GB"/>
-        </w:rPr>
-        <w:t>_canceled</w:t>
-      </w:r>
-      <w:proofErr w:type="spellEnd"/>
-      <w:r>
-        <w:rPr>
-          <w:b/>
-          <w:bCs/>
-          <w:sz w:val="20"/>
-          <w:szCs w:val="20"/>
-          <w:lang w:val="en-GB"/>
-        </w:rPr>
-        <w:t xml:space="preserve"> = 0</w:t>
+        <w:t>_canceled = 0</w:t>
       </w:r>
       <w:r>
         <w:rPr>
@@ -282,25 +258,7 @@
           <w:szCs w:val="20"/>
           <w:lang w:val="en-GB"/>
         </w:rPr>
-        <w:t xml:space="preserve">Prediction is useful because not all bookings carry the same cancellation risk. A guest who books months in advance through a third-party channel behaves very differently from one who books directly two days before arrival. A fixed overbooking rule ignores these differences and applies the same buffer regardless of who is </w:t>
-      </w:r>
-      <w:proofErr w:type="gramStart"/>
-      <w:r>
-        <w:rPr>
-          <w:sz w:val="20"/>
-          <w:szCs w:val="20"/>
-          <w:lang w:val="en-GB"/>
-        </w:rPr>
-        <w:t>actually booked</w:t>
-      </w:r>
-      <w:proofErr w:type="gramEnd"/>
-      <w:r>
-        <w:rPr>
-          <w:sz w:val="20"/>
-          <w:szCs w:val="20"/>
-          <w:lang w:val="en-GB"/>
-        </w:rPr>
-        <w:t xml:space="preserve"> on a given night.</w:t>
+        <w:t>Prediction is useful because not all bookings carry the same cancellation risk. A guest who books months in advance through a third-party channel behaves very differently from one who books directly two days before arrival. A fixed overbooking rule ignores these differences and applies the same buffer regardless of who is actually booked on a given night.</w:t>
       </w:r>
     </w:p>
     <w:p>
@@ -324,6 +282,28 @@
     </w:p>
     <w:p>
       <w:pPr>
+        <w:spacing w:before="60" w:after="120"/>
+        <w:jc w:val="both"/>
+        <w:rPr>
+          <w:sz w:val="20"/>
+          <w:szCs w:val="20"/>
+          <w:lang w:val="en-GB"/>
+        </w:rPr>
+      </w:pPr>
+      <w:hyperlink r:id="rId7" w:history="1">
+        <w:r>
+          <w:rPr>
+            <w:rStyle w:val="Hyperlink"/>
+            <w:sz w:val="20"/>
+            <w:szCs w:val="20"/>
+            <w:lang w:val="en-GB"/>
+          </w:rPr>
+          <w:t>https://github.com/jadzoghaib/Hotel_Booking_AI2</w:t>
+        </w:r>
+      </w:hyperlink>
+    </w:p>
+    <w:p>
+      <w:pPr>
         <w:pStyle w:val="Heading1"/>
         <w:rPr>
           <w:sz w:val="18"/>
@@ -387,25 +367,7 @@
           <w:szCs w:val="20"/>
           <w:lang w:val="en-GB"/>
         </w:rPr>
-        <w:t xml:space="preserve">The dataset includes booking characteristics (e.g. lead time, room type, price), customer attributes, and distribution channel variables. The target variable is </w:t>
-      </w:r>
-      <w:proofErr w:type="spellStart"/>
-      <w:r>
-        <w:rPr>
-          <w:sz w:val="20"/>
-          <w:szCs w:val="20"/>
-          <w:lang w:val="en-GB"/>
-        </w:rPr>
-        <w:t>is_canceled</w:t>
-      </w:r>
-      <w:proofErr w:type="spellEnd"/>
-      <w:r>
-        <w:rPr>
-          <w:sz w:val="20"/>
-          <w:szCs w:val="20"/>
-          <w:lang w:val="en-GB"/>
-        </w:rPr>
-        <w:t>, with an overall cancellation rate of 37%, resulting in moderate class imbalance.</w:t>
+        <w:t>The dataset includes booking characteristics (e.g. lead time, room type, price), customer attributes, and distribution channel variables. The target variable is is_canceled, with an overall cancellation rate of 37%, resulting in moderate class imbalance.</w:t>
       </w:r>
     </w:p>
     <w:p>
@@ -438,61 +400,7 @@
           <w:szCs w:val="20"/>
           <w:lang w:val="en-GB"/>
         </w:rPr>
-        <w:t xml:space="preserve">Several variables were removed to prevent data leakage, as they are only available after the booking outcome (e.g. </w:t>
-      </w:r>
-      <w:proofErr w:type="spellStart"/>
-      <w:r>
-        <w:rPr>
-          <w:sz w:val="20"/>
-          <w:szCs w:val="20"/>
-          <w:lang w:val="en-GB"/>
-        </w:rPr>
-        <w:t>reservation_status</w:t>
-      </w:r>
-      <w:proofErr w:type="spellEnd"/>
-      <w:r>
-        <w:rPr>
-          <w:sz w:val="20"/>
-          <w:szCs w:val="20"/>
-          <w:lang w:val="en-GB"/>
-        </w:rPr>
-        <w:t xml:space="preserve">, </w:t>
-      </w:r>
-      <w:proofErr w:type="spellStart"/>
-      <w:r>
-        <w:rPr>
-          <w:sz w:val="20"/>
-          <w:szCs w:val="20"/>
-          <w:lang w:val="en-GB"/>
-        </w:rPr>
-        <w:t>reservation_status_date</w:t>
-      </w:r>
-      <w:proofErr w:type="spellEnd"/>
-      <w:r>
-        <w:rPr>
-          <w:sz w:val="20"/>
-          <w:szCs w:val="20"/>
-          <w:lang w:val="en-GB"/>
-        </w:rPr>
-        <w:t xml:space="preserve">, </w:t>
-      </w:r>
-      <w:proofErr w:type="spellStart"/>
-      <w:r>
-        <w:rPr>
-          <w:sz w:val="20"/>
-          <w:szCs w:val="20"/>
-          <w:lang w:val="en-GB"/>
-        </w:rPr>
-        <w:t>assigned_room_type</w:t>
-      </w:r>
-      <w:proofErr w:type="spellEnd"/>
-      <w:r>
-        <w:rPr>
-          <w:sz w:val="20"/>
-          <w:szCs w:val="20"/>
-          <w:lang w:val="en-GB"/>
-        </w:rPr>
-        <w:t>).</w:t>
+        <w:t>Several variables were removed to prevent data leakage, as they are only available after the booking outcome (e.g. reservation_status, reservation_status_date, assigned_room_type).</w:t>
       </w:r>
       <w:r>
         <w:rPr>
@@ -593,7 +501,7 @@
                     <pic:cNvPicPr/>
                   </pic:nvPicPr>
                   <pic:blipFill>
-                    <a:blip r:embed="rId7"/>
+                    <a:blip r:embed="rId8"/>
                     <a:stretch>
                       <a:fillRect/>
                     </a:stretch>
@@ -655,35 +563,7 @@
           <w:szCs w:val="20"/>
           <w:lang w:val="en-GB"/>
         </w:rPr>
-        <w:t>‘</w:t>
-      </w:r>
-      <w:proofErr w:type="spellStart"/>
-      <w:proofErr w:type="gramStart"/>
-      <w:r>
-        <w:rPr>
-          <w:sz w:val="20"/>
-          <w:szCs w:val="20"/>
-          <w:lang w:val="en-GB"/>
-        </w:rPr>
-        <w:t>hotel</w:t>
-      </w:r>
-      <w:proofErr w:type="gramEnd"/>
-      <w:r>
-        <w:rPr>
-          <w:sz w:val="20"/>
-          <w:szCs w:val="20"/>
-          <w:lang w:val="en-GB"/>
-        </w:rPr>
-        <w:t>_City</w:t>
-      </w:r>
-      <w:proofErr w:type="spellEnd"/>
-      <w:r>
-        <w:rPr>
-          <w:sz w:val="20"/>
-          <w:szCs w:val="20"/>
-          <w:lang w:val="en-GB"/>
-        </w:rPr>
-        <w:t xml:space="preserve"> Hotel</w:t>
+        <w:t>‘hotel_City Hotel</w:t>
       </w:r>
       <w:r>
         <w:rPr>
@@ -777,7 +657,7 @@
                     <pic:cNvPicPr/>
                   </pic:nvPicPr>
                   <pic:blipFill>
-                    <a:blip r:embed="rId8"/>
+                    <a:blip r:embed="rId9"/>
                     <a:stretch>
                       <a:fillRect/>
                     </a:stretch>
@@ -895,33 +775,39 @@
         </w:numPr>
         <w:spacing w:before="60" w:after="60"/>
         <w:rPr>
-          <w:sz w:val="18"/>
-          <w:szCs w:val="18"/>
-          <w:lang w:val="en-GB"/>
-        </w:rPr>
-      </w:pPr>
-      <w:r>
-        <w:rPr>
-          <w:b/>
-          <w:bCs/>
-          <w:sz w:val="18"/>
-          <w:szCs w:val="18"/>
-          <w:lang w:val="en-GB"/>
-        </w:rPr>
-        <w:t>Logistic Regression:</w:t>
-      </w:r>
-      <w:r>
-        <w:rPr>
-          <w:sz w:val="18"/>
-          <w:szCs w:val="18"/>
-          <w:lang w:val="en-GB"/>
-        </w:rPr>
-        <w:t xml:space="preserve"> Interpretable baseline </w:t>
-      </w:r>
-      <w:r>
-        <w:rPr>
-          <w:sz w:val="18"/>
-          <w:szCs w:val="18"/>
+          <w:sz w:val="20"/>
+          <w:szCs w:val="20"/>
+          <w:lang w:val="en-GB"/>
+        </w:rPr>
+      </w:pPr>
+      <w:r>
+        <w:rPr>
+          <w:sz w:val="20"/>
+          <w:szCs w:val="20"/>
+          <w:lang w:val="en-GB"/>
+        </w:rPr>
+        <w:t xml:space="preserve">Logistic Regression: </w:t>
+      </w:r>
+      <w:r>
+        <w:rPr>
+          <w:sz w:val="20"/>
+          <w:szCs w:val="20"/>
+          <w:lang w:val="en-GB"/>
+        </w:rPr>
+        <w:t>i</w:t>
+      </w:r>
+      <w:r>
+        <w:rPr>
+          <w:sz w:val="20"/>
+          <w:szCs w:val="20"/>
+          <w:lang w:val="en-GB"/>
+        </w:rPr>
+        <w:t xml:space="preserve">nterpretable baseline </w:t>
+      </w:r>
+      <w:r>
+        <w:rPr>
+          <w:sz w:val="20"/>
+          <w:szCs w:val="20"/>
           <w:lang w:val="en-GB"/>
         </w:rPr>
         <w:t>for comparisons</w:t>
@@ -936,33 +822,39 @@
         </w:numPr>
         <w:spacing w:before="60" w:after="60"/>
         <w:rPr>
-          <w:sz w:val="18"/>
-          <w:szCs w:val="18"/>
-          <w:lang w:val="en-GB"/>
-        </w:rPr>
-      </w:pPr>
-      <w:r>
-        <w:rPr>
-          <w:b/>
-          <w:bCs/>
-          <w:sz w:val="18"/>
-          <w:szCs w:val="18"/>
+          <w:sz w:val="20"/>
+          <w:szCs w:val="20"/>
+          <w:lang w:val="en-GB"/>
+        </w:rPr>
+      </w:pPr>
+      <w:r>
+        <w:rPr>
+          <w:sz w:val="20"/>
+          <w:szCs w:val="20"/>
           <w:lang w:val="en-GB"/>
         </w:rPr>
         <w:t>Random Forest:</w:t>
       </w:r>
       <w:r>
         <w:rPr>
-          <w:sz w:val="18"/>
-          <w:szCs w:val="18"/>
-          <w:lang w:val="en-GB"/>
-        </w:rPr>
-        <w:t xml:space="preserve"> Handles the mixed feature types and non-linear interactions in our data without extra engineering. Robust to class imbalance and outputs the per-booking probabilities required by the Monte Carlo eng</w:t>
-      </w:r>
-      <w:r>
-        <w:rPr>
-          <w:sz w:val="18"/>
-          <w:szCs w:val="18"/>
+          <w:sz w:val="20"/>
+          <w:szCs w:val="20"/>
+          <w:lang w:val="en-GB"/>
+        </w:rPr>
+        <w:t xml:space="preserve"> h</w:t>
+      </w:r>
+      <w:r>
+        <w:rPr>
+          <w:sz w:val="20"/>
+          <w:szCs w:val="20"/>
+          <w:lang w:val="en-GB"/>
+        </w:rPr>
+        <w:t>andles the mixed feature types and non-linear interactions in our data without extra engineering. Robust to class imbalance and outputs the per-booking probabilities required by the Monte Carlo eng</w:t>
+      </w:r>
+      <w:r>
+        <w:rPr>
+          <w:sz w:val="20"/>
+          <w:szCs w:val="20"/>
           <w:lang w:val="en-GB"/>
         </w:rPr>
         <w:t>ine that we implemented in our next step</w:t>
@@ -977,109 +869,103 @@
         </w:numPr>
         <w:spacing w:before="60" w:after="60"/>
         <w:rPr>
-          <w:sz w:val="18"/>
-          <w:szCs w:val="18"/>
-          <w:lang w:val="en-GB"/>
-        </w:rPr>
-      </w:pPr>
-      <w:proofErr w:type="spellStart"/>
-      <w:r>
-        <w:rPr>
-          <w:b/>
-          <w:bCs/>
-          <w:sz w:val="18"/>
-          <w:szCs w:val="18"/>
-          <w:lang w:val="en-GB"/>
-        </w:rPr>
-        <w:t>XGBoost</w:t>
-      </w:r>
-      <w:proofErr w:type="spellEnd"/>
-      <w:r>
-        <w:rPr>
-          <w:b/>
-          <w:bCs/>
-          <w:sz w:val="18"/>
-          <w:szCs w:val="18"/>
-          <w:lang w:val="en-GB"/>
-        </w:rPr>
-        <w:t>:</w:t>
-      </w:r>
-      <w:r>
-        <w:rPr>
-          <w:sz w:val="18"/>
-          <w:szCs w:val="18"/>
-          <w:lang w:val="en-GB"/>
-        </w:rPr>
-        <w:t xml:space="preserve"> Gradient boosting </w:t>
-      </w:r>
-      <w:r>
-        <w:rPr>
-          <w:sz w:val="18"/>
-          <w:szCs w:val="18"/>
+          <w:sz w:val="20"/>
+          <w:szCs w:val="20"/>
+          <w:lang w:val="en-GB"/>
+        </w:rPr>
+      </w:pPr>
+      <w:r>
+        <w:rPr>
+          <w:sz w:val="20"/>
+          <w:szCs w:val="20"/>
+          <w:lang w:val="en-GB"/>
+        </w:rPr>
+        <w:t xml:space="preserve">XGBoost: </w:t>
+      </w:r>
+      <w:r>
+        <w:rPr>
+          <w:sz w:val="20"/>
+          <w:szCs w:val="20"/>
+          <w:lang w:val="en-GB"/>
+        </w:rPr>
+        <w:t>g</w:t>
+      </w:r>
+      <w:r>
+        <w:rPr>
+          <w:sz w:val="20"/>
+          <w:szCs w:val="20"/>
+          <w:lang w:val="en-GB"/>
+        </w:rPr>
+        <w:t xml:space="preserve">radient boosting </w:t>
+      </w:r>
+      <w:r>
+        <w:rPr>
+          <w:sz w:val="20"/>
+          <w:szCs w:val="20"/>
           <w:lang w:val="en-GB"/>
         </w:rPr>
         <w:t>for</w:t>
       </w:r>
       <w:r>
         <w:rPr>
-          <w:sz w:val="18"/>
-          <w:szCs w:val="18"/>
+          <w:sz w:val="20"/>
+          <w:szCs w:val="20"/>
           <w:lang w:val="en-GB"/>
         </w:rPr>
         <w:t xml:space="preserve"> the</w:t>
       </w:r>
       <w:r>
         <w:rPr>
-          <w:sz w:val="18"/>
-          <w:szCs w:val="18"/>
+          <w:sz w:val="20"/>
+          <w:szCs w:val="20"/>
           <w:lang w:val="en-GB"/>
         </w:rPr>
         <w:t xml:space="preserve"> structured tabular data with layered interactions (</w:t>
       </w:r>
       <w:r>
         <w:rPr>
-          <w:sz w:val="18"/>
-          <w:szCs w:val="18"/>
+          <w:sz w:val="20"/>
+          <w:szCs w:val="20"/>
           <w:lang w:val="en-GB"/>
         </w:rPr>
         <w:t>like</w:t>
       </w:r>
       <w:r>
         <w:rPr>
-          <w:sz w:val="18"/>
-          <w:szCs w:val="18"/>
+          <w:sz w:val="20"/>
+          <w:szCs w:val="20"/>
           <w:lang w:val="en-GB"/>
         </w:rPr>
         <w:t xml:space="preserve"> lead time</w:t>
       </w:r>
       <w:r>
         <w:rPr>
-          <w:sz w:val="18"/>
-          <w:szCs w:val="18"/>
+          <w:sz w:val="20"/>
+          <w:szCs w:val="20"/>
           <w:lang w:val="en-GB"/>
         </w:rPr>
         <w:t>,</w:t>
       </w:r>
       <w:r>
         <w:rPr>
-          <w:sz w:val="18"/>
-          <w:szCs w:val="18"/>
+          <w:sz w:val="20"/>
+          <w:szCs w:val="20"/>
           <w:lang w:val="en-GB"/>
         </w:rPr>
         <w:t xml:space="preserve"> deposit type </w:t>
       </w:r>
       <w:r>
         <w:rPr>
-          <w:sz w:val="18"/>
-          <w:szCs w:val="18"/>
+          <w:sz w:val="20"/>
+          <w:szCs w:val="20"/>
           <w:lang w:val="en-GB"/>
         </w:rPr>
         <w:t>and</w:t>
       </w:r>
       <w:r>
         <w:rPr>
-          <w:sz w:val="18"/>
-          <w:szCs w:val="18"/>
+          <w:sz w:val="20"/>
+          <w:szCs w:val="20"/>
           <w:lang w:val="en-GB"/>
         </w:rPr>
         <w:t xml:space="preserve"> market segment)</w:t>
@@ -1094,71 +980,47 @@
         </w:numPr>
         <w:spacing w:before="60" w:after="60"/>
         <w:rPr>
-          <w:sz w:val="18"/>
-          <w:szCs w:val="18"/>
-          <w:lang w:val="en-GB"/>
-        </w:rPr>
-      </w:pPr>
-      <w:proofErr w:type="spellStart"/>
-      <w:r>
-        <w:rPr>
-          <w:b/>
-          <w:bCs/>
-          <w:sz w:val="18"/>
-          <w:szCs w:val="18"/>
-          <w:lang w:val="en-GB"/>
-        </w:rPr>
-        <w:t>LightGBM</w:t>
-      </w:r>
-      <w:proofErr w:type="spellEnd"/>
-      <w:r>
-        <w:rPr>
-          <w:b/>
-          <w:bCs/>
-          <w:sz w:val="18"/>
-          <w:szCs w:val="18"/>
-          <w:lang w:val="en-GB"/>
-        </w:rPr>
-        <w:t>:</w:t>
-      </w:r>
-      <w:r>
-        <w:rPr>
-          <w:sz w:val="18"/>
-          <w:szCs w:val="18"/>
-          <w:lang w:val="en-GB"/>
-        </w:rPr>
-        <w:t xml:space="preserve"> Same boosting logic as </w:t>
-      </w:r>
-      <w:proofErr w:type="spellStart"/>
-      <w:r>
-        <w:rPr>
-          <w:sz w:val="18"/>
-          <w:szCs w:val="18"/>
-          <w:lang w:val="en-GB"/>
-        </w:rPr>
-        <w:t>XGBoost</w:t>
-      </w:r>
-      <w:proofErr w:type="spellEnd"/>
-      <w:r>
-        <w:rPr>
-          <w:sz w:val="18"/>
-          <w:szCs w:val="18"/>
-          <w:lang w:val="en-GB"/>
-        </w:rPr>
-        <w:t xml:space="preserve"> but trains significantly faster.</w:t>
-      </w:r>
-      <w:r>
-        <w:rPr>
-          <w:sz w:val="18"/>
-          <w:szCs w:val="18"/>
+          <w:sz w:val="20"/>
+          <w:szCs w:val="20"/>
+          <w:lang w:val="en-GB"/>
+        </w:rPr>
+      </w:pPr>
+      <w:r>
+        <w:rPr>
+          <w:sz w:val="20"/>
+          <w:szCs w:val="20"/>
+          <w:lang w:val="en-GB"/>
+        </w:rPr>
+        <w:t xml:space="preserve">LightGBM: </w:t>
+      </w:r>
+      <w:r>
+        <w:rPr>
+          <w:sz w:val="20"/>
+          <w:szCs w:val="20"/>
+          <w:lang w:val="en-GB"/>
+        </w:rPr>
+        <w:t>s</w:t>
+      </w:r>
+      <w:r>
+        <w:rPr>
+          <w:sz w:val="20"/>
+          <w:szCs w:val="20"/>
+          <w:lang w:val="en-GB"/>
+        </w:rPr>
+        <w:t>ame boosting logic as XGBoost but trains significantly faster.</w:t>
+      </w:r>
+      <w:r>
+        <w:rPr>
+          <w:sz w:val="20"/>
+          <w:szCs w:val="20"/>
           <w:lang w:val="en-GB"/>
         </w:rPr>
         <w:t xml:space="preserve"> Especially that since in practice the model would be periodically train</w:t>
       </w:r>
       <w:r>
         <w:rPr>
-          <w:sz w:val="18"/>
-          <w:szCs w:val="18"/>
+          <w:sz w:val="20"/>
+          <w:szCs w:val="20"/>
           <w:lang w:val="en-GB"/>
         </w:rPr>
         <w:t>ed to adjust to trends</w:t>
@@ -1173,28 +1035,34 @@
         </w:numPr>
         <w:spacing w:before="60" w:after="60"/>
         <w:rPr>
-          <w:sz w:val="18"/>
-          <w:szCs w:val="18"/>
-          <w:lang w:val="en-GB"/>
-        </w:rPr>
-      </w:pPr>
-      <w:r>
-        <w:rPr>
-          <w:b/>
-          <w:bCs/>
-          <w:sz w:val="18"/>
-          <w:szCs w:val="18"/>
-          <w:lang w:val="en-GB"/>
-        </w:rPr>
-        <w:t>Neural Network (MLP):</w:t>
-      </w:r>
-      <w:r>
-        <w:rPr>
-          <w:sz w:val="18"/>
-          <w:szCs w:val="18"/>
-          <w:lang w:val="en-GB"/>
-        </w:rPr>
-        <w:t xml:space="preserve"> Tests whether a deep architecture captures high-order feature interactions that tree models miss</w:t>
+          <w:sz w:val="20"/>
+          <w:szCs w:val="20"/>
+          <w:lang w:val="en-GB"/>
+        </w:rPr>
+      </w:pPr>
+      <w:r>
+        <w:rPr>
+          <w:sz w:val="20"/>
+          <w:szCs w:val="20"/>
+          <w:lang w:val="en-GB"/>
+        </w:rPr>
+        <w:t xml:space="preserve">Neural Network (MLP): </w:t>
+      </w:r>
+      <w:r>
+        <w:rPr>
+          <w:sz w:val="20"/>
+          <w:szCs w:val="20"/>
+          <w:lang w:val="en-GB"/>
+        </w:rPr>
+        <w:t>t</w:t>
+      </w:r>
+      <w:r>
+        <w:rPr>
+          <w:sz w:val="20"/>
+          <w:szCs w:val="20"/>
+          <w:lang w:val="en-GB"/>
+        </w:rPr>
+        <w:t>ests whether a deep architecture captures high-order feature interactions that tree models miss</w:t>
       </w:r>
     </w:p>
     <w:p>
@@ -1213,21 +1081,27 @@
       </w:pPr>
       <w:r>
         <w:rPr>
-          <w:b/>
-          <w:bCs/>
-          <w:sz w:val="18"/>
-          <w:szCs w:val="18"/>
-          <w:lang w:val="en-GB"/>
-        </w:rPr>
-        <w:t>Soft Voting Ensemble:</w:t>
-      </w:r>
-      <w:r>
-        <w:rPr>
-          <w:sz w:val="18"/>
-          <w:szCs w:val="18"/>
-          <w:lang w:val="en-GB"/>
-        </w:rPr>
-        <w:t xml:space="preserve"> Averages the probability outputs of the four non-linear models to reduce variance. Included to verify whether combining predictions outperforms the single best model</w:t>
+          <w:sz w:val="20"/>
+          <w:szCs w:val="20"/>
+          <w:lang w:val="en-GB"/>
+        </w:rPr>
+        <w:t xml:space="preserve">Soft Voting Ensemble: </w:t>
+      </w:r>
+      <w:r>
+        <w:rPr>
+          <w:sz w:val="20"/>
+          <w:szCs w:val="20"/>
+          <w:lang w:val="en-GB"/>
+        </w:rPr>
+        <w:t>a</w:t>
+      </w:r>
+      <w:r>
+        <w:rPr>
+          <w:sz w:val="20"/>
+          <w:szCs w:val="20"/>
+          <w:lang w:val="en-GB"/>
+        </w:rPr>
+        <w:t>verages the probability outputs of the four non-linear models to reduce variance. Included to verify whether combining predictions outperforms the single best model</w:t>
       </w:r>
     </w:p>
     <w:p>
@@ -1270,7 +1144,7 @@
     </w:p>
     <w:tbl>
       <w:tblPr>
-        <w:tblW w:w="9360" w:type="dxa"/>
+        <w:tblW w:w="9628" w:type="dxa"/>
         <w:tblBorders>
           <w:top w:val="single" w:sz="4" w:space="0" w:color="auto"/>
           <w:left w:val="single" w:sz="4" w:space="0" w:color="auto"/>
@@ -1286,21 +1160,22 @@
         <w:tblLook w:val="04A0" w:firstRow="1" w:lastRow="0" w:firstColumn="1" w:lastColumn="0" w:noHBand="0" w:noVBand="1"/>
       </w:tblPr>
       <w:tblGrid>
-        <w:gridCol w:w="2014"/>
-        <w:gridCol w:w="1232"/>
-        <w:gridCol w:w="1232"/>
-        <w:gridCol w:w="1120"/>
-        <w:gridCol w:w="1008"/>
-        <w:gridCol w:w="1265"/>
-        <w:gridCol w:w="1489"/>
+        <w:gridCol w:w="2072"/>
+        <w:gridCol w:w="1267"/>
+        <w:gridCol w:w="1267"/>
+        <w:gridCol w:w="1152"/>
+        <w:gridCol w:w="1037"/>
+        <w:gridCol w:w="1301"/>
+        <w:gridCol w:w="1532"/>
       </w:tblGrid>
       <w:tr>
         <w:trPr>
+          <w:trHeight w:val="118"/>
           <w:tblHeader/>
         </w:trPr>
         <w:tc>
           <w:tcPr>
-            <w:tcW w:w="1800" w:type="dxa"/>
+            <w:tcW w:w="2072" w:type="dxa"/>
             <w:tcBorders>
               <w:top w:val="single" w:sz="1" w:space="0" w:color="C8D8ED"/>
               <w:left w:val="single" w:sz="1" w:space="0" w:color="C8D8ED"/>
@@ -1338,7 +1213,7 @@
         </w:tc>
         <w:tc>
           <w:tcPr>
-            <w:tcW w:w="1100" w:type="dxa"/>
+            <w:tcW w:w="1267" w:type="dxa"/>
             <w:tcBorders>
               <w:top w:val="single" w:sz="1" w:space="0" w:color="C8D8ED"/>
               <w:left w:val="single" w:sz="1" w:space="0" w:color="C8D8ED"/>
@@ -1376,7 +1251,7 @@
         </w:tc>
         <w:tc>
           <w:tcPr>
-            <w:tcW w:w="1100" w:type="dxa"/>
+            <w:tcW w:w="1267" w:type="dxa"/>
             <w:tcBorders>
               <w:top w:val="single" w:sz="1" w:space="0" w:color="C8D8ED"/>
               <w:left w:val="single" w:sz="1" w:space="0" w:color="C8D8ED"/>
@@ -1414,7 +1289,7 @@
         </w:tc>
         <w:tc>
           <w:tcPr>
-            <w:tcW w:w="1000" w:type="dxa"/>
+            <w:tcW w:w="1152" w:type="dxa"/>
             <w:tcBorders>
               <w:top w:val="single" w:sz="1" w:space="0" w:color="C8D8ED"/>
               <w:left w:val="single" w:sz="1" w:space="0" w:color="C8D8ED"/>
@@ -1452,7 +1327,7 @@
         </w:tc>
         <w:tc>
           <w:tcPr>
-            <w:tcW w:w="900" w:type="dxa"/>
+            <w:tcW w:w="1037" w:type="dxa"/>
             <w:tcBorders>
               <w:top w:val="single" w:sz="1" w:space="0" w:color="C8D8ED"/>
               <w:left w:val="single" w:sz="1" w:space="0" w:color="C8D8ED"/>
@@ -1490,7 +1365,7 @@
         </w:tc>
         <w:tc>
           <w:tcPr>
-            <w:tcW w:w="1130" w:type="dxa"/>
+            <w:tcW w:w="1301" w:type="dxa"/>
             <w:tcBorders>
               <w:top w:val="single" w:sz="1" w:space="0" w:color="C8D8ED"/>
               <w:left w:val="single" w:sz="1" w:space="0" w:color="C8D8ED"/>
@@ -1528,7 +1403,7 @@
         </w:tc>
         <w:tc>
           <w:tcPr>
-            <w:tcW w:w="1330" w:type="dxa"/>
+            <w:tcW w:w="1532" w:type="dxa"/>
             <w:tcBorders>
               <w:top w:val="single" w:sz="1" w:space="0" w:color="C8D8ED"/>
               <w:left w:val="single" w:sz="1" w:space="0" w:color="C8D8ED"/>
@@ -1566,9 +1441,12 @@
         </w:tc>
       </w:tr>
       <w:tr>
+        <w:trPr>
+          <w:trHeight w:val="126"/>
+        </w:trPr>
         <w:tc>
           <w:tcPr>
-            <w:tcW w:w="1800" w:type="dxa"/>
+            <w:tcW w:w="2072" w:type="dxa"/>
             <w:tcBorders>
               <w:top w:val="single" w:sz="1" w:space="0" w:color="C8D8ED"/>
               <w:left w:val="single" w:sz="1" w:space="0" w:color="C8D8ED"/>
@@ -1603,7 +1481,7 @@
         </w:tc>
         <w:tc>
           <w:tcPr>
-            <w:tcW w:w="1100" w:type="dxa"/>
+            <w:tcW w:w="1267" w:type="dxa"/>
             <w:tcBorders>
               <w:top w:val="single" w:sz="1" w:space="0" w:color="C8D8ED"/>
               <w:left w:val="single" w:sz="1" w:space="0" w:color="C8D8ED"/>
@@ -1638,7 +1516,7 @@
         </w:tc>
         <w:tc>
           <w:tcPr>
-            <w:tcW w:w="1100" w:type="dxa"/>
+            <w:tcW w:w="1267" w:type="dxa"/>
             <w:tcBorders>
               <w:top w:val="single" w:sz="1" w:space="0" w:color="C8D8ED"/>
               <w:left w:val="single" w:sz="1" w:space="0" w:color="C8D8ED"/>
@@ -1673,7 +1551,7 @@
         </w:tc>
         <w:tc>
           <w:tcPr>
-            <w:tcW w:w="1000" w:type="dxa"/>
+            <w:tcW w:w="1152" w:type="dxa"/>
             <w:tcBorders>
               <w:top w:val="single" w:sz="1" w:space="0" w:color="C8D8ED"/>
               <w:left w:val="single" w:sz="1" w:space="0" w:color="C8D8ED"/>
@@ -1708,7 +1586,7 @@
         </w:tc>
         <w:tc>
           <w:tcPr>
-            <w:tcW w:w="900" w:type="dxa"/>
+            <w:tcW w:w="1037" w:type="dxa"/>
             <w:tcBorders>
               <w:top w:val="single" w:sz="1" w:space="0" w:color="C8D8ED"/>
               <w:left w:val="single" w:sz="1" w:space="0" w:color="C8D8ED"/>
@@ -1743,7 +1621,7 @@
         </w:tc>
         <w:tc>
           <w:tcPr>
-            <w:tcW w:w="1130" w:type="dxa"/>
+            <w:tcW w:w="1301" w:type="dxa"/>
             <w:tcBorders>
               <w:top w:val="single" w:sz="1" w:space="0" w:color="C8D8ED"/>
               <w:left w:val="single" w:sz="1" w:space="0" w:color="C8D8ED"/>
@@ -1778,7 +1656,7 @@
         </w:tc>
         <w:tc>
           <w:tcPr>
-            <w:tcW w:w="1330" w:type="dxa"/>
+            <w:tcW w:w="1532" w:type="dxa"/>
             <w:tcBorders>
               <w:top w:val="single" w:sz="1" w:space="0" w:color="C8D8ED"/>
               <w:left w:val="single" w:sz="1" w:space="0" w:color="C8D8ED"/>
@@ -1813,9 +1691,12 @@
         </w:tc>
       </w:tr>
       <w:tr>
+        <w:trPr>
+          <w:trHeight w:val="126"/>
+        </w:trPr>
         <w:tc>
           <w:tcPr>
-            <w:tcW w:w="1800" w:type="dxa"/>
+            <w:tcW w:w="2072" w:type="dxa"/>
             <w:tcBorders>
               <w:top w:val="single" w:sz="1" w:space="0" w:color="C8D8ED"/>
               <w:left w:val="single" w:sz="1" w:space="0" w:color="C8D8ED"/>
@@ -1852,7 +1733,7 @@
         </w:tc>
         <w:tc>
           <w:tcPr>
-            <w:tcW w:w="1100" w:type="dxa"/>
+            <w:tcW w:w="1267" w:type="dxa"/>
             <w:tcBorders>
               <w:top w:val="single" w:sz="1" w:space="0" w:color="C8D8ED"/>
               <w:left w:val="single" w:sz="1" w:space="0" w:color="C8D8ED"/>
@@ -1889,7 +1770,7 @@
         </w:tc>
         <w:tc>
           <w:tcPr>
-            <w:tcW w:w="1100" w:type="dxa"/>
+            <w:tcW w:w="1267" w:type="dxa"/>
             <w:tcBorders>
               <w:top w:val="single" w:sz="1" w:space="0" w:color="C8D8ED"/>
               <w:left w:val="single" w:sz="1" w:space="0" w:color="C8D8ED"/>
@@ -1926,7 +1807,7 @@
         </w:tc>
         <w:tc>
           <w:tcPr>
-            <w:tcW w:w="1000" w:type="dxa"/>
+            <w:tcW w:w="1152" w:type="dxa"/>
             <w:tcBorders>
               <w:top w:val="single" w:sz="1" w:space="0" w:color="C8D8ED"/>
               <w:left w:val="single" w:sz="1" w:space="0" w:color="C8D8ED"/>
@@ -1963,7 +1844,7 @@
         </w:tc>
         <w:tc>
           <w:tcPr>
-            <w:tcW w:w="900" w:type="dxa"/>
+            <w:tcW w:w="1037" w:type="dxa"/>
             <w:tcBorders>
               <w:top w:val="single" w:sz="1" w:space="0" w:color="C8D8ED"/>
               <w:left w:val="single" w:sz="1" w:space="0" w:color="C8D8ED"/>
@@ -2000,7 +1881,7 @@
         </w:tc>
         <w:tc>
           <w:tcPr>
-            <w:tcW w:w="1130" w:type="dxa"/>
+            <w:tcW w:w="1301" w:type="dxa"/>
             <w:tcBorders>
               <w:top w:val="single" w:sz="1" w:space="0" w:color="C8D8ED"/>
               <w:left w:val="single" w:sz="1" w:space="0" w:color="C8D8ED"/>
@@ -2037,7 +1918,7 @@
         </w:tc>
         <w:tc>
           <w:tcPr>
-            <w:tcW w:w="1330" w:type="dxa"/>
+            <w:tcW w:w="1532" w:type="dxa"/>
             <w:tcBorders>
               <w:top w:val="single" w:sz="1" w:space="0" w:color="C8D8ED"/>
               <w:left w:val="single" w:sz="1" w:space="0" w:color="C8D8ED"/>
@@ -2074,9 +1955,12 @@
         </w:tc>
       </w:tr>
       <w:tr>
+        <w:trPr>
+          <w:trHeight w:val="126"/>
+        </w:trPr>
         <w:tc>
           <w:tcPr>
-            <w:tcW w:w="1800" w:type="dxa"/>
+            <w:tcW w:w="2072" w:type="dxa"/>
             <w:tcBorders>
               <w:top w:val="single" w:sz="1" w:space="0" w:color="C8D8ED"/>
               <w:left w:val="single" w:sz="1" w:space="0" w:color="C8D8ED"/>
@@ -2099,29 +1983,19 @@
                 <w:lang w:val="en-GB"/>
               </w:rPr>
             </w:pPr>
-            <w:proofErr w:type="spellStart"/>
             <w:r>
               <w:rPr>
                 <w:sz w:val="12"/>
                 <w:szCs w:val="12"/>
                 <w:lang w:val="en-GB"/>
               </w:rPr>
-              <w:t>XGBoost</w:t>
-            </w:r>
-            <w:proofErr w:type="spellEnd"/>
-            <w:r>
-              <w:rPr>
-                <w:sz w:val="12"/>
-                <w:szCs w:val="12"/>
-                <w:lang w:val="en-GB"/>
-              </w:rPr>
-              <w:t xml:space="preserve"> (tuned)</w:t>
+              <w:t>XGBoost (tuned)</w:t>
             </w:r>
           </w:p>
         </w:tc>
         <w:tc>
           <w:tcPr>
-            <w:tcW w:w="1100" w:type="dxa"/>
+            <w:tcW w:w="1267" w:type="dxa"/>
             <w:tcBorders>
               <w:top w:val="single" w:sz="1" w:space="0" w:color="C8D8ED"/>
               <w:left w:val="single" w:sz="1" w:space="0" w:color="C8D8ED"/>
@@ -2156,7 +2030,7 @@
         </w:tc>
         <w:tc>
           <w:tcPr>
-            <w:tcW w:w="1100" w:type="dxa"/>
+            <w:tcW w:w="1267" w:type="dxa"/>
             <w:tcBorders>
               <w:top w:val="single" w:sz="1" w:space="0" w:color="C8D8ED"/>
               <w:left w:val="single" w:sz="1" w:space="0" w:color="C8D8ED"/>
@@ -2191,7 +2065,7 @@
         </w:tc>
         <w:tc>
           <w:tcPr>
-            <w:tcW w:w="1000" w:type="dxa"/>
+            <w:tcW w:w="1152" w:type="dxa"/>
             <w:tcBorders>
               <w:top w:val="single" w:sz="1" w:space="0" w:color="C8D8ED"/>
               <w:left w:val="single" w:sz="1" w:space="0" w:color="C8D8ED"/>
@@ -2226,7 +2100,7 @@
         </w:tc>
         <w:tc>
           <w:tcPr>
-            <w:tcW w:w="900" w:type="dxa"/>
+            <w:tcW w:w="1037" w:type="dxa"/>
             <w:tcBorders>
               <w:top w:val="single" w:sz="1" w:space="0" w:color="C8D8ED"/>
               <w:left w:val="single" w:sz="1" w:space="0" w:color="C8D8ED"/>
@@ -2261,7 +2135,7 @@
         </w:tc>
         <w:tc>
           <w:tcPr>
-            <w:tcW w:w="1130" w:type="dxa"/>
+            <w:tcW w:w="1301" w:type="dxa"/>
             <w:tcBorders>
               <w:top w:val="single" w:sz="1" w:space="0" w:color="C8D8ED"/>
               <w:left w:val="single" w:sz="1" w:space="0" w:color="C8D8ED"/>
@@ -2296,7 +2170,7 @@
         </w:tc>
         <w:tc>
           <w:tcPr>
-            <w:tcW w:w="1330" w:type="dxa"/>
+            <w:tcW w:w="1532" w:type="dxa"/>
             <w:tcBorders>
               <w:top w:val="single" w:sz="1" w:space="0" w:color="C8D8ED"/>
               <w:left w:val="single" w:sz="1" w:space="0" w:color="C8D8ED"/>
@@ -2331,9 +2205,12 @@
         </w:tc>
       </w:tr>
       <w:tr>
+        <w:trPr>
+          <w:trHeight w:val="118"/>
+        </w:trPr>
         <w:tc>
           <w:tcPr>
-            <w:tcW w:w="1800" w:type="dxa"/>
+            <w:tcW w:w="2072" w:type="dxa"/>
             <w:tcBorders>
               <w:top w:val="single" w:sz="1" w:space="0" w:color="C8D8ED"/>
               <w:left w:val="single" w:sz="1" w:space="0" w:color="C8D8ED"/>
@@ -2356,7 +2233,6 @@
                 <w:lang w:val="en-GB"/>
               </w:rPr>
             </w:pPr>
-            <w:proofErr w:type="spellStart"/>
             <w:r>
               <w:rPr>
                 <w:sz w:val="12"/>
@@ -2365,12 +2241,11 @@
               </w:rPr>
               <w:t>LightGBM</w:t>
             </w:r>
-            <w:proofErr w:type="spellEnd"/>
           </w:p>
         </w:tc>
         <w:tc>
           <w:tcPr>
-            <w:tcW w:w="1100" w:type="dxa"/>
+            <w:tcW w:w="1267" w:type="dxa"/>
             <w:tcBorders>
               <w:top w:val="single" w:sz="1" w:space="0" w:color="C8D8ED"/>
               <w:left w:val="single" w:sz="1" w:space="0" w:color="C8D8ED"/>
@@ -2405,7 +2280,7 @@
         </w:tc>
         <w:tc>
           <w:tcPr>
-            <w:tcW w:w="1100" w:type="dxa"/>
+            <w:tcW w:w="1267" w:type="dxa"/>
             <w:tcBorders>
               <w:top w:val="single" w:sz="1" w:space="0" w:color="C8D8ED"/>
               <w:left w:val="single" w:sz="1" w:space="0" w:color="C8D8ED"/>
@@ -2440,7 +2315,7 @@
         </w:tc>
         <w:tc>
           <w:tcPr>
-            <w:tcW w:w="1000" w:type="dxa"/>
+            <w:tcW w:w="1152" w:type="dxa"/>
             <w:tcBorders>
               <w:top w:val="single" w:sz="1" w:space="0" w:color="C8D8ED"/>
               <w:left w:val="single" w:sz="1" w:space="0" w:color="C8D8ED"/>
@@ -2475,7 +2350,7 @@
         </w:tc>
         <w:tc>
           <w:tcPr>
-            <w:tcW w:w="900" w:type="dxa"/>
+            <w:tcW w:w="1037" w:type="dxa"/>
             <w:tcBorders>
               <w:top w:val="single" w:sz="1" w:space="0" w:color="C8D8ED"/>
               <w:left w:val="single" w:sz="1" w:space="0" w:color="C8D8ED"/>
@@ -2510,7 +2385,7 @@
         </w:tc>
         <w:tc>
           <w:tcPr>
-            <w:tcW w:w="1130" w:type="dxa"/>
+            <w:tcW w:w="1301" w:type="dxa"/>
             <w:tcBorders>
               <w:top w:val="single" w:sz="1" w:space="0" w:color="C8D8ED"/>
               <w:left w:val="single" w:sz="1" w:space="0" w:color="C8D8ED"/>
@@ -2545,7 +2420,7 @@
         </w:tc>
         <w:tc>
           <w:tcPr>
-            <w:tcW w:w="1330" w:type="dxa"/>
+            <w:tcW w:w="1532" w:type="dxa"/>
             <w:tcBorders>
               <w:top w:val="single" w:sz="1" w:space="0" w:color="C8D8ED"/>
               <w:left w:val="single" w:sz="1" w:space="0" w:color="C8D8ED"/>
@@ -2580,9 +2455,12 @@
         </w:tc>
       </w:tr>
       <w:tr>
+        <w:trPr>
+          <w:trHeight w:val="118"/>
+        </w:trPr>
         <w:tc>
           <w:tcPr>
-            <w:tcW w:w="1800" w:type="dxa"/>
+            <w:tcW w:w="2072" w:type="dxa"/>
             <w:tcBorders>
               <w:top w:val="single" w:sz="1" w:space="0" w:color="C8D8ED"/>
               <w:left w:val="single" w:sz="1" w:space="0" w:color="C8D8ED"/>
@@ -2617,7 +2495,7 @@
         </w:tc>
         <w:tc>
           <w:tcPr>
-            <w:tcW w:w="1100" w:type="dxa"/>
+            <w:tcW w:w="1267" w:type="dxa"/>
             <w:tcBorders>
               <w:top w:val="single" w:sz="1" w:space="0" w:color="C8D8ED"/>
               <w:left w:val="single" w:sz="1" w:space="0" w:color="C8D8ED"/>
@@ -2652,7 +2530,7 @@
         </w:tc>
         <w:tc>
           <w:tcPr>
-            <w:tcW w:w="1100" w:type="dxa"/>
+            <w:tcW w:w="1267" w:type="dxa"/>
             <w:tcBorders>
               <w:top w:val="single" w:sz="1" w:space="0" w:color="C8D8ED"/>
               <w:left w:val="single" w:sz="1" w:space="0" w:color="C8D8ED"/>
@@ -2687,7 +2565,7 @@
         </w:tc>
         <w:tc>
           <w:tcPr>
-            <w:tcW w:w="1000" w:type="dxa"/>
+            <w:tcW w:w="1152" w:type="dxa"/>
             <w:tcBorders>
               <w:top w:val="single" w:sz="1" w:space="0" w:color="C8D8ED"/>
               <w:left w:val="single" w:sz="1" w:space="0" w:color="C8D8ED"/>
@@ -2722,7 +2600,7 @@
         </w:tc>
         <w:tc>
           <w:tcPr>
-            <w:tcW w:w="900" w:type="dxa"/>
+            <w:tcW w:w="1037" w:type="dxa"/>
             <w:tcBorders>
               <w:top w:val="single" w:sz="1" w:space="0" w:color="C8D8ED"/>
               <w:left w:val="single" w:sz="1" w:space="0" w:color="C8D8ED"/>
@@ -2757,7 +2635,7 @@
         </w:tc>
         <w:tc>
           <w:tcPr>
-            <w:tcW w:w="1130" w:type="dxa"/>
+            <w:tcW w:w="1301" w:type="dxa"/>
             <w:tcBorders>
               <w:top w:val="single" w:sz="1" w:space="0" w:color="C8D8ED"/>
               <w:left w:val="single" w:sz="1" w:space="0" w:color="C8D8ED"/>
@@ -2792,7 +2670,7 @@
         </w:tc>
         <w:tc>
           <w:tcPr>
-            <w:tcW w:w="1330" w:type="dxa"/>
+            <w:tcW w:w="1532" w:type="dxa"/>
             <w:tcBorders>
               <w:top w:val="single" w:sz="1" w:space="0" w:color="C8D8ED"/>
               <w:left w:val="single" w:sz="1" w:space="0" w:color="C8D8ED"/>
@@ -2827,9 +2705,12 @@
         </w:tc>
       </w:tr>
       <w:tr>
+        <w:trPr>
+          <w:trHeight w:val="126"/>
+        </w:trPr>
         <w:tc>
           <w:tcPr>
-            <w:tcW w:w="1800" w:type="dxa"/>
+            <w:tcW w:w="2072" w:type="dxa"/>
             <w:tcBorders>
               <w:top w:val="single" w:sz="1" w:space="0" w:color="C8D8ED"/>
               <w:left w:val="single" w:sz="1" w:space="0" w:color="C8D8ED"/>
@@ -2864,7 +2745,7 @@
         </w:tc>
         <w:tc>
           <w:tcPr>
-            <w:tcW w:w="1100" w:type="dxa"/>
+            <w:tcW w:w="1267" w:type="dxa"/>
             <w:tcBorders>
               <w:top w:val="single" w:sz="1" w:space="0" w:color="C8D8ED"/>
               <w:left w:val="single" w:sz="1" w:space="0" w:color="C8D8ED"/>
@@ -2899,7 +2780,7 @@
         </w:tc>
         <w:tc>
           <w:tcPr>
-            <w:tcW w:w="1100" w:type="dxa"/>
+            <w:tcW w:w="1267" w:type="dxa"/>
             <w:tcBorders>
               <w:top w:val="single" w:sz="1" w:space="0" w:color="C8D8ED"/>
               <w:left w:val="single" w:sz="1" w:space="0" w:color="C8D8ED"/>
@@ -2934,7 +2815,7 @@
         </w:tc>
         <w:tc>
           <w:tcPr>
-            <w:tcW w:w="1000" w:type="dxa"/>
+            <w:tcW w:w="1152" w:type="dxa"/>
             <w:tcBorders>
               <w:top w:val="single" w:sz="1" w:space="0" w:color="C8D8ED"/>
               <w:left w:val="single" w:sz="1" w:space="0" w:color="C8D8ED"/>
@@ -2969,7 +2850,7 @@
         </w:tc>
         <w:tc>
           <w:tcPr>
-            <w:tcW w:w="900" w:type="dxa"/>
+            <w:tcW w:w="1037" w:type="dxa"/>
             <w:tcBorders>
               <w:top w:val="single" w:sz="1" w:space="0" w:color="C8D8ED"/>
               <w:left w:val="single" w:sz="1" w:space="0" w:color="C8D8ED"/>
@@ -3004,7 +2885,7 @@
         </w:tc>
         <w:tc>
           <w:tcPr>
-            <w:tcW w:w="1130" w:type="dxa"/>
+            <w:tcW w:w="1301" w:type="dxa"/>
             <w:tcBorders>
               <w:top w:val="single" w:sz="1" w:space="0" w:color="C8D8ED"/>
               <w:left w:val="single" w:sz="1" w:space="0" w:color="C8D8ED"/>
@@ -3039,7 +2920,7 @@
         </w:tc>
         <w:tc>
           <w:tcPr>
-            <w:tcW w:w="1330" w:type="dxa"/>
+            <w:tcW w:w="1532" w:type="dxa"/>
             <w:tcBorders>
               <w:top w:val="single" w:sz="1" w:space="0" w:color="C8D8ED"/>
               <w:left w:val="single" w:sz="1" w:space="0" w:color="C8D8ED"/>
@@ -3119,7 +3000,6 @@
     <w:p>
       <w:pPr>
         <w:spacing w:before="80" w:after="40"/>
-        <w:jc w:val="center"/>
         <w:rPr>
           <w:lang w:val="en-GB"/>
         </w:rPr>
@@ -3129,7 +3009,6 @@
           <w:noProof/>
           <w:lang w:val="en-GB"/>
         </w:rPr>
-        <w:lastRenderedPageBreak/>
         <w:t xml:space="preserve"> </w:t>
       </w:r>
       <w:r>
@@ -3138,9 +3017,9 @@
           <w:lang w:val="en-GB"/>
         </w:rPr>
         <w:drawing>
-          <wp:inline distT="0" distB="0" distL="0" distR="0" wp14:anchorId="0B4A28A4" wp14:editId="69F2C8EA">
-            <wp:extent cx="6316698" cy="1610139"/>
-            <wp:effectExtent l="0" t="0" r="8255" b="9525"/>
+          <wp:inline distT="0" distB="0" distL="0" distR="0" wp14:anchorId="0B4A28A4" wp14:editId="517BD2A5">
+            <wp:extent cx="5307496" cy="1352891"/>
+            <wp:effectExtent l="0" t="0" r="7620" b="0"/>
             <wp:docPr id="5" name="Picture 5"/>
             <wp:cNvGraphicFramePr>
               <a:graphicFrameLocks xmlns:a="http://schemas.openxmlformats.org/drawingml/2006/main" noChangeAspect="1"/>
@@ -3153,7 +3032,7 @@
                     <pic:cNvPicPr/>
                   </pic:nvPicPr>
                   <pic:blipFill>
-                    <a:blip r:embed="rId9"/>
+                    <a:blip r:embed="rId10"/>
                     <a:stretch>
                       <a:fillRect/>
                     </a:stretch>
@@ -3161,7 +3040,7 @@
                   <pic:spPr>
                     <a:xfrm>
                       <a:off x="0" y="0"/>
-                      <a:ext cx="6430873" cy="1639242"/>
+                      <a:ext cx="5487764" cy="1398842"/>
                     </a:xfrm>
                     <a:prstGeom prst="rect">
                       <a:avLst/>
@@ -3206,43 +3085,8 @@
           <w:szCs w:val="20"/>
           <w:lang w:val="en-GB"/>
         </w:rPr>
-        <w:t>Other ensemble methods (</w:t>
-      </w:r>
-      <w:proofErr w:type="spellStart"/>
-      <w:r>
-        <w:rPr>
-          <w:sz w:val="20"/>
-          <w:szCs w:val="20"/>
-          <w:lang w:val="en-GB"/>
-        </w:rPr>
-        <w:t>XGBoost</w:t>
-      </w:r>
-      <w:proofErr w:type="spellEnd"/>
-      <w:r>
-        <w:rPr>
-          <w:sz w:val="20"/>
-          <w:szCs w:val="20"/>
-          <w:lang w:val="en-GB"/>
-        </w:rPr>
-        <w:t xml:space="preserve">, </w:t>
-      </w:r>
-      <w:proofErr w:type="spellStart"/>
-      <w:r>
-        <w:rPr>
-          <w:sz w:val="20"/>
-          <w:szCs w:val="20"/>
-          <w:lang w:val="en-GB"/>
-        </w:rPr>
-        <w:t>LightGBM</w:t>
-      </w:r>
-      <w:proofErr w:type="spellEnd"/>
-      <w:r>
-        <w:rPr>
-          <w:sz w:val="20"/>
-          <w:szCs w:val="20"/>
-          <w:lang w:val="en-GB"/>
-        </w:rPr>
-        <w:t>) perform similarly but slightly below Random Forest, while Logistic Regression and MLP show lower performance, suggesting that non-linear interactions are important in this setting.</w:t>
+        <w:lastRenderedPageBreak/>
+        <w:t>Other ensemble methods (XGBoost, LightGBM) perform similarly but slightly below Random Forest, while Logistic Regression and MLP show lower performance, suggesting that non-linear interactions are important in this setting.</w:t>
       </w:r>
     </w:p>
     <w:p>
@@ -3358,36 +3202,8 @@
           <w:szCs w:val="20"/>
           <w:lang w:val="en-GB"/>
         </w:rPr>
-        <w:t xml:space="preserve">Let </w:t>
-      </w:r>
-      <w:proofErr w:type="spellStart"/>
-      <w:r>
-        <w:rPr>
-          <w:sz w:val="20"/>
-          <w:szCs w:val="20"/>
-          <w:lang w:val="en-GB"/>
-        </w:rPr>
-        <w:t>p_i</w:t>
-      </w:r>
-      <w:proofErr w:type="spellEnd"/>
-      <w:r>
-        <w:rPr>
-          <w:sz w:val="20"/>
-          <w:szCs w:val="20"/>
-          <w:lang w:val="en-GB"/>
-        </w:rPr>
-        <w:t xml:space="preserve"> = ML-predicted cancellation probability for booking </w:t>
-      </w:r>
-      <w:proofErr w:type="spellStart"/>
-      <w:r>
-        <w:rPr>
-          <w:sz w:val="20"/>
-          <w:szCs w:val="20"/>
-          <w:lang w:val="en-GB"/>
-        </w:rPr>
-        <w:t>i</w:t>
-      </w:r>
-      <w:proofErr w:type="spellEnd"/>
+        <w:t>Let p_i = ML-predicted cancellation probability for booking i</w:t>
+      </w:r>
     </w:p>
     <w:p>
       <w:pPr>
@@ -3409,61 +3225,7 @@
           <w:szCs w:val="20"/>
           <w:lang w:val="en-GB"/>
         </w:rPr>
-        <w:t xml:space="preserve">Each booking's show-up indicator: </w:t>
-      </w:r>
-      <w:proofErr w:type="spellStart"/>
-      <w:r>
-        <w:rPr>
-          <w:sz w:val="20"/>
-          <w:szCs w:val="20"/>
-          <w:lang w:val="en-GB"/>
-        </w:rPr>
-        <w:t>X_i</w:t>
-      </w:r>
-      <w:proofErr w:type="spellEnd"/>
-      <w:r>
-        <w:rPr>
-          <w:sz w:val="20"/>
-          <w:szCs w:val="20"/>
-          <w:lang w:val="en-GB"/>
-        </w:rPr>
-        <w:t xml:space="preserve"> ~ </w:t>
-      </w:r>
-      <w:proofErr w:type="gramStart"/>
-      <w:r>
-        <w:rPr>
-          <w:sz w:val="20"/>
-          <w:szCs w:val="20"/>
-          <w:lang w:val="en-GB"/>
-        </w:rPr>
-        <w:t>Bernoulli(</w:t>
-      </w:r>
-      <w:proofErr w:type="gramEnd"/>
-      <w:r>
-        <w:rPr>
-          <w:sz w:val="20"/>
-          <w:szCs w:val="20"/>
-          <w:lang w:val="en-GB"/>
-        </w:rPr>
-        <w:t xml:space="preserve">1 - </w:t>
-      </w:r>
-      <w:proofErr w:type="spellStart"/>
-      <w:r>
-        <w:rPr>
-          <w:sz w:val="20"/>
-          <w:szCs w:val="20"/>
-          <w:lang w:val="en-GB"/>
-        </w:rPr>
-        <w:t>p_i</w:t>
-      </w:r>
-      <w:proofErr w:type="spellEnd"/>
-      <w:r>
-        <w:rPr>
-          <w:sz w:val="20"/>
-          <w:szCs w:val="20"/>
-          <w:lang w:val="en-GB"/>
-        </w:rPr>
-        <w:t>)</w:t>
+        <w:t>Each booking's show-up indicator: X_i ~ Bernoulli(1 - p_i)</w:t>
       </w:r>
     </w:p>
     <w:p>
@@ -3486,18 +3248,8 @@
           <w:szCs w:val="20"/>
           <w:lang w:val="en-GB"/>
         </w:rPr>
-        <w:t xml:space="preserve">Total arrivals: A = Σ </w:t>
-      </w:r>
-      <w:proofErr w:type="spellStart"/>
-      <w:r>
-        <w:rPr>
-          <w:sz w:val="20"/>
-          <w:szCs w:val="20"/>
-          <w:lang w:val="en-GB"/>
-        </w:rPr>
-        <w:t>X_i</w:t>
-      </w:r>
-      <w:proofErr w:type="spellEnd"/>
+        <w:t>Total arrivals: A = Σ X_i</w:t>
+      </w:r>
     </w:p>
     <w:p>
       <w:pPr>
@@ -3514,43 +3266,7 @@
           <w:szCs w:val="20"/>
           <w:lang w:val="en-GB"/>
         </w:rPr>
-        <w:t xml:space="preserve">Because each </w:t>
-      </w:r>
-      <w:proofErr w:type="spellStart"/>
-      <w:r>
-        <w:rPr>
-          <w:sz w:val="20"/>
-          <w:szCs w:val="20"/>
-          <w:lang w:val="en-GB"/>
-        </w:rPr>
-        <w:t>X_i</w:t>
-      </w:r>
-      <w:proofErr w:type="spellEnd"/>
-      <w:r>
-        <w:rPr>
-          <w:sz w:val="20"/>
-          <w:szCs w:val="20"/>
-          <w:lang w:val="en-GB"/>
-        </w:rPr>
-        <w:t xml:space="preserve"> has a different parameter, the sum has </w:t>
-      </w:r>
-      <w:proofErr w:type="gramStart"/>
-      <w:r>
-        <w:rPr>
-          <w:sz w:val="20"/>
-          <w:szCs w:val="20"/>
-          <w:lang w:val="en-GB"/>
-        </w:rPr>
-        <w:t>no</w:t>
-      </w:r>
-      <w:proofErr w:type="gramEnd"/>
-      <w:r>
-        <w:rPr>
-          <w:sz w:val="20"/>
-          <w:szCs w:val="20"/>
-          <w:lang w:val="en-GB"/>
-        </w:rPr>
-        <w:t xml:space="preserve"> closed-form distribution — simulation is the natural solution.</w:t>
+        <w:t>Because each X_i has a different parameter, the sum has no closed-form distribution — simulation is the natural solution.</w:t>
       </w:r>
     </w:p>
     <w:p>
@@ -3605,61 +3321,7 @@
           <w:szCs w:val="20"/>
           <w:lang w:val="en-GB"/>
         </w:rPr>
-        <w:t xml:space="preserve">For each of the N confirmed bookings, sample </w:t>
-      </w:r>
-      <w:proofErr w:type="spellStart"/>
-      <w:r>
-        <w:rPr>
-          <w:sz w:val="20"/>
-          <w:szCs w:val="20"/>
-          <w:lang w:val="en-GB"/>
-        </w:rPr>
-        <w:t>X_i</w:t>
-      </w:r>
-      <w:proofErr w:type="spellEnd"/>
-      <w:r>
-        <w:rPr>
-          <w:sz w:val="20"/>
-          <w:szCs w:val="20"/>
-          <w:lang w:val="en-GB"/>
-        </w:rPr>
-        <w:t xml:space="preserve"> ~ </w:t>
-      </w:r>
-      <w:proofErr w:type="gramStart"/>
-      <w:r>
-        <w:rPr>
-          <w:sz w:val="20"/>
-          <w:szCs w:val="20"/>
-          <w:lang w:val="en-GB"/>
-        </w:rPr>
-        <w:t>Bernoulli(</w:t>
-      </w:r>
-      <w:proofErr w:type="gramEnd"/>
-      <w:r>
-        <w:rPr>
-          <w:sz w:val="20"/>
-          <w:szCs w:val="20"/>
-          <w:lang w:val="en-GB"/>
-        </w:rPr>
-        <w:t xml:space="preserve">1 - </w:t>
-      </w:r>
-      <w:proofErr w:type="spellStart"/>
-      <w:r>
-        <w:rPr>
-          <w:sz w:val="20"/>
-          <w:szCs w:val="20"/>
-          <w:lang w:val="en-GB"/>
-        </w:rPr>
-        <w:t>p_i</w:t>
-      </w:r>
-      <w:proofErr w:type="spellEnd"/>
-      <w:r>
-        <w:rPr>
-          <w:sz w:val="20"/>
-          <w:szCs w:val="20"/>
-          <w:lang w:val="en-GB"/>
-        </w:rPr>
-        <w:t>)</w:t>
+        <w:t>For each of the N confirmed bookings, sample X_i ~ Bernoulli(1 - p_i)</w:t>
       </w:r>
     </w:p>
     <w:p>
@@ -3728,25 +3390,7 @@
           <w:szCs w:val="20"/>
           <w:lang w:val="en-GB"/>
         </w:rPr>
-        <w:t xml:space="preserve">Read </w:t>
-      </w:r>
-      <w:proofErr w:type="gramStart"/>
-      <w:r>
-        <w:rPr>
-          <w:sz w:val="20"/>
-          <w:szCs w:val="20"/>
-          <w:lang w:val="en-GB"/>
-        </w:rPr>
-        <w:t>P(</w:t>
-      </w:r>
-      <w:proofErr w:type="gramEnd"/>
-      <w:r>
-        <w:rPr>
-          <w:sz w:val="20"/>
-          <w:szCs w:val="20"/>
-          <w:lang w:val="en-GB"/>
-        </w:rPr>
-        <w:t>A &gt; capacity) directly from that distribution</w:t>
+        <w:t>Read P(A &gt; capacity) directly from that distribution</w:t>
       </w:r>
     </w:p>
     <w:p>
@@ -3786,25 +3430,7 @@
           <w:szCs w:val="20"/>
           <w:lang w:val="en-GB"/>
         </w:rPr>
-        <w:t xml:space="preserve">When a new booking arrives, the risk </w:t>
-      </w:r>
-      <w:proofErr w:type="gramStart"/>
-      <w:r>
-        <w:rPr>
-          <w:sz w:val="20"/>
-          <w:szCs w:val="20"/>
-          <w:lang w:val="en-GB"/>
-        </w:rPr>
-        <w:t>P(</w:t>
-      </w:r>
-      <w:proofErr w:type="gramEnd"/>
-      <w:r>
-        <w:rPr>
-          <w:sz w:val="20"/>
-          <w:szCs w:val="20"/>
-          <w:lang w:val="en-GB"/>
-        </w:rPr>
-        <w:t>A &gt; capacity) is computed before and after tentatively adding it</w:t>
+        <w:t>When a new booking arrives, the risk P(A &gt; capacity) is computed before and after tentatively adding it</w:t>
       </w:r>
     </w:p>
     <w:p>
@@ -3929,7 +3555,6 @@
           <w:lang w:val="en-GB"/>
         </w:rPr>
       </w:pPr>
-      <w:proofErr w:type="spellStart"/>
       <w:r>
         <w:rPr>
           <w:b/>
@@ -3938,20 +3563,9 @@
           <w:szCs w:val="20"/>
           <w:lang w:val="en-GB"/>
         </w:rPr>
-        <w:t>Streamlit</w:t>
-      </w:r>
-      <w:proofErr w:type="spellEnd"/>
-      <w:r>
-        <w:rPr>
-          <w:b/>
-          <w:bCs/>
-          <w:sz w:val="20"/>
-          <w:szCs w:val="20"/>
-          <w:lang w:val="en-GB"/>
-        </w:rPr>
-        <w:t xml:space="preserve"> demo of the approach: </w:t>
-      </w:r>
-      <w:hyperlink r:id="rId10" w:history="1">
+        <w:t xml:space="preserve">Streamlit demo of the approach: </w:t>
+      </w:r>
+      <w:hyperlink r:id="rId11" w:history="1">
         <w:r>
           <w:rPr>
             <w:rStyle w:val="Hyperlink"/>
@@ -4011,9 +3625,8 @@
           <w:szCs w:val="20"/>
           <w:lang w:val="en-GB"/>
         </w:rPr>
-        <w:t xml:space="preserve">Incomplete cancellation </w:t>
-      </w:r>
-      <w:proofErr w:type="gramStart"/>
+        <w:t>Incomplete cancellation definition</w:t>
+      </w:r>
       <w:r>
         <w:rPr>
           <w:b/>
@@ -4022,8 +3635,35 @@
           <w:szCs w:val="20"/>
           <w:lang w:val="en-GB"/>
         </w:rPr>
-        <w:t>definition</w:t>
-      </w:r>
+        <w:t>:</w:t>
+      </w:r>
+      <w:r>
+        <w:rPr>
+          <w:sz w:val="20"/>
+          <w:szCs w:val="20"/>
+          <w:lang w:val="en-GB"/>
+        </w:rPr>
+        <w:t xml:space="preserve"> is_canceled excludes no-shows, so the model underestimates true arrival risk</w:t>
+      </w:r>
+      <w:r>
+        <w:rPr>
+          <w:sz w:val="20"/>
+          <w:szCs w:val="20"/>
+          <w:lang w:val="en-GB"/>
+        </w:rPr>
+        <w:t>, which directly impacts overbooking decisions.</w:t>
+      </w:r>
+    </w:p>
+    <w:p>
+      <w:pPr>
+        <w:spacing w:before="60" w:after="60"/>
+        <w:jc w:val="both"/>
+        <w:rPr>
+          <w:sz w:val="20"/>
+          <w:szCs w:val="20"/>
+          <w:lang w:val="en-GB"/>
+        </w:rPr>
+      </w:pPr>
       <w:r>
         <w:rPr>
           <w:b/>
@@ -4032,9 +3672,18 @@
           <w:szCs w:val="20"/>
           <w:lang w:val="en-GB"/>
         </w:rPr>
+        <w:t>Data staleness</w:t>
+      </w:r>
+      <w:r>
+        <w:rPr>
+          <w:b/>
+          <w:bCs/>
+          <w:sz w:val="20"/>
+          <w:szCs w:val="20"/>
+          <w:lang w:val="en-GB"/>
+        </w:rPr>
         <w:t>:</w:t>
       </w:r>
-      <w:proofErr w:type="gramEnd"/>
       <w:r>
         <w:rPr>
           <w:sz w:val="20"/>
@@ -4043,31 +3692,125 @@
         </w:rPr>
         <w:t xml:space="preserve"> </w:t>
       </w:r>
-      <w:proofErr w:type="spellStart"/>
-      <w:r>
-        <w:rPr>
-          <w:sz w:val="20"/>
-          <w:szCs w:val="20"/>
-          <w:lang w:val="en-GB"/>
-        </w:rPr>
-        <w:t>is_canceled</w:t>
-      </w:r>
-      <w:proofErr w:type="spellEnd"/>
-      <w:r>
-        <w:rPr>
-          <w:sz w:val="20"/>
-          <w:szCs w:val="20"/>
-          <w:lang w:val="en-GB"/>
-        </w:rPr>
-        <w:t xml:space="preserve"> excludes no-shows, so the model underestimates true arrival risk</w:t>
-      </w:r>
-      <w:r>
-        <w:rPr>
-          <w:sz w:val="20"/>
-          <w:szCs w:val="20"/>
-          <w:lang w:val="en-GB"/>
-        </w:rPr>
-        <w:t>, which directly impacts overbooking decisions.</w:t>
+      <w:r>
+        <w:rPr>
+          <w:sz w:val="20"/>
+          <w:szCs w:val="20"/>
+          <w:lang w:val="en-GB"/>
+        </w:rPr>
+        <w:t>t</w:t>
+      </w:r>
+      <w:r>
+        <w:rPr>
+          <w:sz w:val="20"/>
+          <w:szCs w:val="20"/>
+          <w:lang w:val="en-GB"/>
+        </w:rPr>
+        <w:t xml:space="preserve">raining data is from 2015–2017. </w:t>
+      </w:r>
+      <w:r>
+        <w:rPr>
+          <w:sz w:val="20"/>
+          <w:szCs w:val="20"/>
+          <w:lang w:val="en-GB"/>
+        </w:rPr>
+        <w:t>As</w:t>
+      </w:r>
+      <w:r>
+        <w:rPr>
+          <w:sz w:val="20"/>
+          <w:szCs w:val="20"/>
+          <w:lang w:val="en-GB"/>
+        </w:rPr>
+        <w:t xml:space="preserve"> cancellation behaviour has shift</w:t>
+      </w:r>
+      <w:r>
+        <w:rPr>
+          <w:sz w:val="20"/>
+          <w:szCs w:val="20"/>
+          <w:lang w:val="en-GB"/>
+        </w:rPr>
+        <w:t>s</w:t>
+      </w:r>
+      <w:r>
+        <w:rPr>
+          <w:sz w:val="20"/>
+          <w:szCs w:val="20"/>
+          <w:lang w:val="en-GB"/>
+        </w:rPr>
+        <w:t xml:space="preserve"> </w:t>
+      </w:r>
+      <w:r>
+        <w:rPr>
+          <w:sz w:val="20"/>
+          <w:szCs w:val="20"/>
+          <w:lang w:val="en-GB"/>
+        </w:rPr>
+        <w:t xml:space="preserve">(especially </w:t>
+      </w:r>
+      <w:r>
+        <w:rPr>
+          <w:sz w:val="20"/>
+          <w:szCs w:val="20"/>
+          <w:lang w:val="en-GB"/>
+        </w:rPr>
+        <w:t>post-pandemic</w:t>
+      </w:r>
+      <w:r>
+        <w:rPr>
+          <w:sz w:val="20"/>
+          <w:szCs w:val="20"/>
+          <w:lang w:val="en-GB"/>
+        </w:rPr>
+        <w:t>)</w:t>
+      </w:r>
+      <w:r>
+        <w:rPr>
+          <w:sz w:val="20"/>
+          <w:szCs w:val="20"/>
+          <w:lang w:val="en-GB"/>
+        </w:rPr>
+        <w:t xml:space="preserve"> the model will misestimate risk until retrained.</w:t>
+      </w:r>
+      <w:r>
+        <w:rPr>
+          <w:sz w:val="20"/>
+          <w:szCs w:val="20"/>
+          <w:lang w:val="en-GB"/>
+        </w:rPr>
+        <w:t xml:space="preserve"> As such, the model needs to be</w:t>
+      </w:r>
+      <w:r>
+        <w:rPr>
+          <w:sz w:val="20"/>
+          <w:szCs w:val="20"/>
+          <w:lang w:val="en-GB"/>
+        </w:rPr>
+        <w:t xml:space="preserve"> </w:t>
+      </w:r>
+      <w:r>
+        <w:rPr>
+          <w:sz w:val="20"/>
+          <w:szCs w:val="20"/>
+          <w:lang w:val="en-GB"/>
+        </w:rPr>
+        <w:t xml:space="preserve">retrained </w:t>
+      </w:r>
+      <w:r>
+        <w:rPr>
+          <w:sz w:val="20"/>
+          <w:szCs w:val="20"/>
+          <w:lang w:val="en-GB"/>
+        </w:rPr>
+        <w:t xml:space="preserve">periodically </w:t>
+      </w:r>
+      <w:r>
+        <w:rPr>
+          <w:sz w:val="20"/>
+          <w:szCs w:val="20"/>
+          <w:lang w:val="en-GB"/>
+        </w:rPr>
+        <w:t>on more recent data which could be computationally expensive without adequate resources.</w:t>
       </w:r>
     </w:p>
     <w:p>
@@ -4088,7 +3831,7 @@
           <w:szCs w:val="20"/>
           <w:lang w:val="en-GB"/>
         </w:rPr>
-        <w:t>Data staleness</w:t>
+        <w:t>P</w:t>
       </w:r>
       <w:r>
         <w:rPr>
@@ -4098,131 +3841,8 @@
           <w:szCs w:val="20"/>
           <w:lang w:val="en-GB"/>
         </w:rPr>
-        <w:t>:</w:t>
-      </w:r>
-      <w:r>
-        <w:rPr>
-          <w:sz w:val="20"/>
-          <w:szCs w:val="20"/>
-          <w:lang w:val="en-GB"/>
-        </w:rPr>
-        <w:t xml:space="preserve"> Training data is from 2015–2017. </w:t>
-      </w:r>
-      <w:r>
-        <w:rPr>
-          <w:sz w:val="20"/>
-          <w:szCs w:val="20"/>
-          <w:lang w:val="en-GB"/>
-        </w:rPr>
-        <w:t>As</w:t>
-      </w:r>
-      <w:r>
-        <w:rPr>
-          <w:sz w:val="20"/>
-          <w:szCs w:val="20"/>
-          <w:lang w:val="en-GB"/>
-        </w:rPr>
-        <w:t xml:space="preserve"> cancellation behaviour has shift</w:t>
-      </w:r>
-      <w:r>
-        <w:rPr>
-          <w:sz w:val="20"/>
-          <w:szCs w:val="20"/>
-          <w:lang w:val="en-GB"/>
-        </w:rPr>
-        <w:t>s</w:t>
-      </w:r>
-      <w:r>
-        <w:rPr>
-          <w:sz w:val="20"/>
-          <w:szCs w:val="20"/>
-          <w:lang w:val="en-GB"/>
-        </w:rPr>
-        <w:t xml:space="preserve"> </w:t>
-      </w:r>
-      <w:r>
-        <w:rPr>
-          <w:sz w:val="20"/>
-          <w:szCs w:val="20"/>
-          <w:lang w:val="en-GB"/>
-        </w:rPr>
-        <w:t xml:space="preserve">(especially </w:t>
-      </w:r>
-      <w:r>
-        <w:rPr>
-          <w:sz w:val="20"/>
-          <w:szCs w:val="20"/>
-          <w:lang w:val="en-GB"/>
-        </w:rPr>
-        <w:t>post-pandemic</w:t>
-      </w:r>
-      <w:r>
-        <w:rPr>
-          <w:sz w:val="20"/>
-          <w:szCs w:val="20"/>
-          <w:lang w:val="en-GB"/>
-        </w:rPr>
-        <w:t>)</w:t>
-      </w:r>
-      <w:r>
-        <w:rPr>
-          <w:sz w:val="20"/>
-          <w:szCs w:val="20"/>
-          <w:lang w:val="en-GB"/>
-        </w:rPr>
-        <w:t xml:space="preserve"> the model will misestimate risk until retrained.</w:t>
-      </w:r>
-      <w:r>
-        <w:rPr>
-          <w:sz w:val="20"/>
-          <w:szCs w:val="20"/>
-          <w:lang w:val="en-GB"/>
-        </w:rPr>
-        <w:t xml:space="preserve"> As such, the model needs to be</w:t>
-      </w:r>
-      <w:r>
-        <w:rPr>
-          <w:sz w:val="20"/>
-          <w:szCs w:val="20"/>
-          <w:lang w:val="en-GB"/>
-        </w:rPr>
-        <w:t xml:space="preserve"> </w:t>
-      </w:r>
-      <w:r>
-        <w:rPr>
-          <w:sz w:val="20"/>
-          <w:szCs w:val="20"/>
-          <w:lang w:val="en-GB"/>
-        </w:rPr>
-        <w:t xml:space="preserve">retrained </w:t>
-      </w:r>
-      <w:r>
-        <w:rPr>
-          <w:sz w:val="20"/>
-          <w:szCs w:val="20"/>
-          <w:lang w:val="en-GB"/>
-        </w:rPr>
-        <w:t xml:space="preserve">periodically </w:t>
-      </w:r>
-      <w:r>
-        <w:rPr>
-          <w:sz w:val="20"/>
-          <w:szCs w:val="20"/>
-          <w:lang w:val="en-GB"/>
-        </w:rPr>
-        <w:t>on more recent data which could be computationally expensive without adequate resources.</w:t>
-      </w:r>
-    </w:p>
-    <w:p>
-      <w:pPr>
-        <w:spacing w:before="60" w:after="60"/>
-        <w:jc w:val="both"/>
-        <w:rPr>
-          <w:sz w:val="20"/>
-          <w:szCs w:val="20"/>
-          <w:lang w:val="en-GB"/>
-        </w:rPr>
-      </w:pPr>
+        <w:t>roxy bias</w:t>
+      </w:r>
       <w:r>
         <w:rPr>
           <w:b/>
@@ -4231,26 +3851,6 @@
           <w:szCs w:val="20"/>
           <w:lang w:val="en-GB"/>
         </w:rPr>
-        <w:t>P</w:t>
-      </w:r>
-      <w:r>
-        <w:rPr>
-          <w:b/>
-          <w:bCs/>
-          <w:sz w:val="20"/>
-          <w:szCs w:val="20"/>
-          <w:lang w:val="en-GB"/>
-        </w:rPr>
-        <w:t>roxy bias</w:t>
-      </w:r>
-      <w:r>
-        <w:rPr>
-          <w:b/>
-          <w:bCs/>
-          <w:sz w:val="20"/>
-          <w:szCs w:val="20"/>
-          <w:lang w:val="en-GB"/>
-        </w:rPr>
         <w:t>:</w:t>
       </w:r>
       <w:r>
@@ -4259,7 +3859,23 @@
           <w:szCs w:val="20"/>
           <w:lang w:val="en-GB"/>
         </w:rPr>
-        <w:t xml:space="preserve"> Country of origin may proxy for demographic characteristics rather than booking intent, introducing biased predictions across customer groups.</w:t>
+        <w:t xml:space="preserve"> </w:t>
+      </w:r>
+      <w:r>
+        <w:rPr>
+          <w:sz w:val="20"/>
+          <w:szCs w:val="20"/>
+          <w:lang w:val="en-GB"/>
+        </w:rPr>
+        <w:t>c</w:t>
+      </w:r>
+      <w:r>
+        <w:rPr>
+          <w:sz w:val="20"/>
+          <w:szCs w:val="20"/>
+          <w:lang w:val="en-GB"/>
+        </w:rPr>
+        <w:t>ountry of origin may proxy for demographic characteristics rather than booking intent, introducing biased predictions across customer groups.</w:t>
       </w:r>
     </w:p>
     <w:p>
@@ -4292,34 +3908,124 @@
           <w:szCs w:val="20"/>
           <w:lang w:val="en-GB"/>
         </w:rPr>
-        <w:t xml:space="preserve">Our initial project was more ambitious. We tried to build a real-time natural disaster cost </w:t>
-      </w:r>
-      <w:proofErr w:type="gramStart"/>
-      <w:r>
-        <w:rPr>
-          <w:sz w:val="20"/>
-          <w:szCs w:val="20"/>
-          <w:lang w:val="en-GB"/>
-        </w:rPr>
-        <w:t>estimator</w:t>
-      </w:r>
-      <w:proofErr w:type="gramEnd"/>
-      <w:r>
-        <w:rPr>
-          <w:sz w:val="20"/>
-          <w:szCs w:val="20"/>
-          <w:lang w:val="en-GB"/>
-        </w:rPr>
-        <w:t xml:space="preserve"> and it did not work out. The dataset lacked critical features, and our attempts to enrich it through external APIs (weather data, storm reports) created more problems than they solved. Coverage was patchy, timestamps were </w:t>
-      </w:r>
-      <w:r>
-        <w:rPr>
-          <w:sz w:val="20"/>
-          <w:szCs w:val="20"/>
-          <w:lang w:val="en-GB"/>
-        </w:rPr>
-        <w:lastRenderedPageBreak/>
-        <w:t>unreliable, and the wide historical timeframe made everything harder to reconcile. We spent a lot of time on data wrangling that never translated into usable model performance.</w:t>
+        <w:t xml:space="preserve">Our initial project was more ambitious. We tried to build a real-time natural disaster cost estimator </w:t>
+      </w:r>
+      <w:r>
+        <w:rPr>
+          <w:sz w:val="20"/>
+          <w:szCs w:val="20"/>
+          <w:lang w:val="en-GB"/>
+        </w:rPr>
+        <w:t xml:space="preserve">and </w:t>
+      </w:r>
+      <w:r>
+        <w:rPr>
+          <w:sz w:val="20"/>
+          <w:szCs w:val="20"/>
+          <w:lang w:val="en-GB"/>
+        </w:rPr>
+        <w:t xml:space="preserve">decision-support tool for </w:t>
+      </w:r>
+      <w:r>
+        <w:rPr>
+          <w:sz w:val="20"/>
+          <w:szCs w:val="20"/>
+          <w:lang w:val="en-GB"/>
+        </w:rPr>
+        <w:t>project</w:t>
+      </w:r>
+      <w:r>
+        <w:rPr>
+          <w:sz w:val="20"/>
+          <w:szCs w:val="20"/>
+          <w:lang w:val="en-GB"/>
+        </w:rPr>
+        <w:t xml:space="preserve"> prioritization</w:t>
+      </w:r>
+      <w:r>
+        <w:rPr>
+          <w:sz w:val="20"/>
+          <w:szCs w:val="20"/>
+          <w:lang w:val="en-GB"/>
+        </w:rPr>
+        <w:t xml:space="preserve"> (</w:t>
+      </w:r>
+      <w:r>
+        <w:rPr>
+          <w:sz w:val="20"/>
+          <w:szCs w:val="20"/>
+          <w:lang w:val="en-GB"/>
+        </w:rPr>
+        <w:t>https://github.com/jadzoghaib/Disaster_Classification_FEMA</w:t>
+      </w:r>
+      <w:r>
+        <w:rPr>
+          <w:sz w:val="20"/>
+          <w:szCs w:val="20"/>
+          <w:lang w:val="en-GB"/>
+        </w:rPr>
+        <w:t>)</w:t>
+      </w:r>
+      <w:r>
+        <w:rPr>
+          <w:sz w:val="20"/>
+          <w:szCs w:val="20"/>
+          <w:lang w:val="en-GB"/>
+        </w:rPr>
+        <w:t xml:space="preserve">. The </w:t>
+      </w:r>
+      <w:r>
+        <w:rPr>
+          <w:sz w:val="20"/>
+          <w:szCs w:val="20"/>
+          <w:lang w:val="en-GB"/>
+        </w:rPr>
+        <w:t xml:space="preserve">model performance showed limited </w:t>
+      </w:r>
+      <w:r>
+        <w:rPr>
+          <w:sz w:val="20"/>
+          <w:szCs w:val="20"/>
+          <w:lang w:val="en-GB"/>
+        </w:rPr>
+        <w:t xml:space="preserve">value-created for decision makers, despite our </w:t>
+      </w:r>
+      <w:r>
+        <w:rPr>
+          <w:sz w:val="20"/>
+          <w:szCs w:val="20"/>
+          <w:lang w:val="en-GB"/>
+        </w:rPr>
+        <w:t xml:space="preserve">attempts to enrich it through external APIs </w:t>
+      </w:r>
+      <w:r>
+        <w:rPr>
+          <w:sz w:val="20"/>
+          <w:szCs w:val="20"/>
+          <w:lang w:val="en-GB"/>
+        </w:rPr>
+        <w:t xml:space="preserve">and meteorological datasets. </w:t>
+      </w:r>
+      <w:r>
+        <w:rPr>
+          <w:sz w:val="20"/>
+          <w:szCs w:val="20"/>
+        </w:rPr>
+        <w:t xml:space="preserve">Despite extensive data wrangling, we saw no meaningful improvement in model performance, preventing us from surpassing baseline results reported in the </w:t>
+      </w:r>
+      <w:r>
+        <w:rPr>
+          <w:sz w:val="20"/>
+          <w:szCs w:val="20"/>
+        </w:rPr>
+        <w:t>academic research</w:t>
+      </w:r>
+      <w:r>
+        <w:rPr>
+          <w:sz w:val="20"/>
+          <w:szCs w:val="20"/>
+        </w:rPr>
+        <w:t>.</w:t>
       </w:r>
     </w:p>
     <w:p>
@@ -4338,25 +4044,7 @@
           <w:szCs w:val="20"/>
           <w:lang w:val="en-GB"/>
         </w:rPr>
-        <w:t xml:space="preserve">At some point we had to make a call: keep pushing on a problem where the data was fundamentally limiting us, or pivot to something where we could </w:t>
-      </w:r>
-      <w:proofErr w:type="gramStart"/>
-      <w:r>
-        <w:rPr>
-          <w:sz w:val="20"/>
-          <w:szCs w:val="20"/>
-          <w:lang w:val="en-GB"/>
-        </w:rPr>
-        <w:t>actually provide</w:t>
-      </w:r>
-      <w:proofErr w:type="gramEnd"/>
-      <w:r>
-        <w:rPr>
-          <w:sz w:val="20"/>
-          <w:szCs w:val="20"/>
-          <w:lang w:val="en-GB"/>
-        </w:rPr>
-        <w:t xml:space="preserve"> actionable insights. We chose the latter.</w:t>
+        <w:t>At some point we had to make a call: keep pushing on a problem where the data was fundamentally limiting us, or pivot to something where we could actually provide actionable insights. We chose the latter.</w:t>
       </w:r>
     </w:p>
     <w:p>
@@ -5770,7 +5458,6 @@
   <w:style w:type="character" w:default="1" w:styleId="DefaultParagraphFont">
     <w:name w:val="Default Paragraph Font"/>
     <w:uiPriority w:val="1"/>
-    <w:semiHidden/>
     <w:unhideWhenUsed/>
   </w:style>
   <w:style w:type="table" w:default="1" w:styleId="TableNormal">
